--- a/data/revised_2026-10_full/outputs/v2/Maths/SS2.1_Similarity_and_Enlargement/Mathematics_Similarity_and_Enlargement_FinalExplanation.docx
+++ b/data/revised_2026-10_full/outputs/v2/Maths/SS2.1_Similarity_and_Enlargement/Mathematics_Similarity_and_Enlargement_FinalExplanation.docx
@@ -2881,7 +2881,7 @@
         </w:rPr>
         <w:t xml:space="preserve">© 2026 SeaVuria and ARES. This work is licensed under a </w:t>
       </w:r>
-      <w:hyperlink w:history="1" r:id="rIdaukp1tl5uq-zw37tbw-fy">
+      <w:hyperlink w:history="1" r:id="rIdctrnwsmdwrqkv_ivmnzka">
         <w:r>
           <w:rPr>
             <w:rFonts w:ascii="Arial" w:cs="Arial" w:eastAsia="Arial" w:hAnsi="Arial"/>
@@ -2901,7 +2901,7 @@
         </w:rPr>
         <w:t xml:space="preserve"> (</w:t>
       </w:r>
-      <w:hyperlink w:history="1" r:id="rId-_bss881-d-bfxq9psdao">
+      <w:hyperlink w:history="1" r:id="rId97bal2kh9iet3rf7-hseg">
         <w:r>
           <w:rPr>
             <w:rFonts w:ascii="Arial" w:cs="Arial" w:eastAsia="Arial" w:hAnsi="Arial"/>
@@ -2921,7 +2921,7 @@
         </w:rPr>
         <w:t xml:space="preserve">). To view a copy of this license, visit </w:t>
       </w:r>
-      <w:hyperlink w:history="1" r:id="rIdcoh48arg8zue9rhjtjwiz">
+      <w:hyperlink w:history="1" r:id="rIdbfcqr8is2mtrujfwqhpqr">
         <w:r>
           <w:rPr>
             <w:rFonts w:ascii="Arial" w:cs="Arial" w:eastAsia="Arial" w:hAnsi="Arial"/>
